--- a/01_The_Blue_Silence/Manuscript/THE_BLUE_SILENCE_Chapter_07_The_Informant.docx
+++ b/01_The_Blue_Silence/Manuscript/THE_BLUE_SILENCE_Chapter_07_The_Informant.docx
@@ -573,7 +573,7 @@
         <w:jc w:val="left"/>
       </w:pPr>
       <w:r>
-        <w:t>“I didn't know.”</w:t>
+        <w:t>“I didn’t know.”</w:t>
       </w:r>
     </w:p>
     <w:p>
@@ -645,7 +645,7 @@
         <w:jc w:val="left"/>
       </w:pPr>
       <w:r>
-        <w:t>Khairul's expression changed.</w:t>
+        <w:t>Khairul’s expression changed.</w:t>
       </w:r>
     </w:p>
     <w:p>
@@ -757,7 +757,7 @@
         <w:jc w:val="left"/>
       </w:pPr>
       <w:r>
-        <w:t>“I haven't asked.”</w:t>
+        <w:t>“I haven’t asked.”</w:t>
       </w:r>
     </w:p>
     <w:p>
@@ -821,7 +821,7 @@
         <w:jc w:val="left"/>
       </w:pPr>
       <w:r>
-        <w:t>“That's what your statement says.”</w:t>
+        <w:t>“That’s what your statement says.”</w:t>
       </w:r>
     </w:p>
     <w:p>
@@ -909,7 +909,7 @@
         <w:jc w:val="left"/>
       </w:pPr>
       <w:r>
-        <w:t>Khairul's smile disappeared again.</w:t>
+        <w:t>Khairul’s smile disappeared again.</w:t>
       </w:r>
     </w:p>
     <w:p>
@@ -925,7 +925,7 @@
         <w:jc w:val="left"/>
       </w:pPr>
       <w:r>
-        <w:t>“I don't control charges.”</w:t>
+        <w:t>“I don’t control charges.”</w:t>
       </w:r>
     </w:p>
     <w:p>
@@ -1389,7 +1389,7 @@
         <w:jc w:val="left"/>
       </w:pPr>
       <w:r>
-        <w:t>“If I'm supposed to act on it, I need to assess source reliability.”</w:t>
+        <w:t>“If I’m supposed to act on it, I need to assess source reliability.”</w:t>
       </w:r>
     </w:p>
     <w:p>
@@ -1413,7 +1413,7 @@
         <w:jc w:val="left"/>
       </w:pPr>
       <w:r>
-        <w:t>“Then don't go.”</w:t>
+        <w:t>“Then don’t go.”</w:t>
       </w:r>
     </w:p>
     <w:p>
@@ -1437,7 +1437,7 @@
         <w:jc w:val="left"/>
       </w:pPr>
       <w:r>
-        <w:t>“You asked what I want. I tell you. You don't like, fine.”</w:t>
+        <w:t>“You asked what I want. I tell you. You don’t like, fine.”</w:t>
       </w:r>
     </w:p>
     <w:p>
@@ -1453,7 +1453,7 @@
         <w:jc w:val="left"/>
       </w:pPr>
       <w:r>
-        <w:t>Khairul's face became blank.</w:t>
+        <w:t>Khairul’s face became blank.</w:t>
       </w:r>
     </w:p>
     <w:p>
@@ -1509,7 +1509,7 @@
         <w:jc w:val="left"/>
       </w:pPr>
       <w:r>
-        <w:t>“Maybe I don't like them.”</w:t>
+        <w:t>“Maybe I don’t like them.”</w:t>
       </w:r>
     </w:p>
     <w:p>
@@ -1613,23 +1613,23 @@
         <w:jc w:val="left"/>
       </w:pPr>
       <w:r>
-        <w:t>“If you're using police to attack a competitor—”</w:t>
-      </w:r>
-    </w:p>
-    <w:p>
-      <w:pPr>
-        <w:jc w:val="left"/>
-      </w:pPr>
-      <w:r>
-        <w:t>“Police don't arrest cigarettes because I don't like someone?”</w:t>
-      </w:r>
-    </w:p>
-    <w:p>
-      <w:pPr>
-        <w:jc w:val="left"/>
-      </w:pPr>
-      <w:r>
-        <w:t>“That isn't the point.”</w:t>
+        <w:t>“If you’re using police to attack a competitor—”</w:t>
+      </w:r>
+    </w:p>
+    <w:p>
+      <w:pPr>
+        <w:jc w:val="left"/>
+      </w:pPr>
+      <w:r>
+        <w:t>“Police don’t arrest cigarettes because I don’t like someone?”</w:t>
+      </w:r>
+    </w:p>
+    <w:p>
+      <w:pPr>
+        <w:jc w:val="left"/>
+      </w:pPr>
+      <w:r>
+        <w:t>“That isn’t the point.”</w:t>
       </w:r>
     </w:p>
     <w:p>
@@ -1661,7 +1661,7 @@
         <w:jc w:val="left"/>
       </w:pPr>
       <w:r>
-        <w:t>“I'll verify the intelligence.”</w:t>
+        <w:t>“I’ll verify the intelligence.”</w:t>
       </w:r>
     </w:p>
     <w:p>
@@ -1781,7 +1781,7 @@
         <w:jc w:val="left"/>
       </w:pPr>
       <w:r>
-        <w:t>“You haven't changed.”</w:t>
+        <w:t>“You haven’t changed.”</w:t>
       </w:r>
     </w:p>
     <w:p>
@@ -1985,7 +1985,7 @@
         <w:jc w:val="left"/>
       </w:pPr>
       <w:r>
-        <w:t>“That doesn't make him reliable.”</w:t>
+        <w:t>“That doesn’t make him reliable.”</w:t>
       </w:r>
     </w:p>
     <w:p>
@@ -2057,7 +2057,7 @@
         <w:jc w:val="left"/>
       </w:pPr>
       <w:r>
-        <w:t>“We haven't charged him.”</w:t>
+        <w:t>“We haven’t charged him.”</w:t>
       </w:r>
     </w:p>
     <w:p>
@@ -2297,7 +2297,7 @@
         <w:jc w:val="left"/>
       </w:pPr>
       <w:r>
-        <w:t>“Use a small team. Don't intercept before the turn unless you see offence. If the source is wrong, we lose nothing except sleep.”</w:t>
+        <w:t>“Use a small team. Don’t intercept before the turn unless you see offence. If the source is wrong, we lose nothing except sleep.”</w:t>
       </w:r>
     </w:p>
     <w:p>
@@ -2509,7 +2509,7 @@
         <w:jc w:val="left"/>
       </w:pPr>
       <w:r>
-        <w:t>“You've worked with me three months.”</w:t>
+        <w:t>“You’ve worked with me three months.”</w:t>
       </w:r>
     </w:p>
     <w:p>
@@ -3013,7 +3013,7 @@
         <w:jc w:val="left"/>
       </w:pPr>
       <w:r>
-        <w:t>Khairul's expression when asked what he gained.</w:t>
+        <w:t>Khairul’s expression when asked what he gained.</w:t>
       </w:r>
     </w:p>
     <w:p>
@@ -3433,7 +3433,7 @@
         <w:jc w:val="left"/>
       </w:pPr>
       <w:r>
-        <w:t>Khairul's smile faded.</w:t>
+        <w:t>Khairul’s smile faded.</w:t>
       </w:r>
     </w:p>
     <w:p>
@@ -3449,7 +3449,7 @@
         <w:jc w:val="left"/>
       </w:pPr>
       <w:r>
-        <w:t>“That isn't an answer.”</w:t>
+        <w:t>“That isn’t an answer.”</w:t>
       </w:r>
     </w:p>
     <w:p>
@@ -3465,7 +3465,7 @@
         <w:jc w:val="left"/>
       </w:pPr>
       <w:r>
-        <w:t>“It isn't.”</w:t>
+        <w:t>“It isn’t.”</w:t>
       </w:r>
     </w:p>
     <w:p>
@@ -3561,7 +3561,7 @@
         <w:jc w:val="left"/>
       </w:pPr>
       <w:r>
-        <w:t>“They use small transport people. Promise payment. Then don't pay.”</w:t>
+        <w:t>“They use small transport people. Promise payment. Then don’t pay.”</w:t>
       </w:r>
     </w:p>
     <w:p>
@@ -3641,7 +3641,7 @@
         <w:jc w:val="left"/>
       </w:pPr>
       <w:r>
-        <w:t>“Because he didn't ask police.”</w:t>
+        <w:t>“Because he didn’t ask police.”</w:t>
       </w:r>
     </w:p>
     <w:p>
@@ -3809,7 +3809,7 @@
         <w:jc w:val="left"/>
       </w:pPr>
       <w:r>
-        <w:t>“You're still connected to an active investigation.”</w:t>
+        <w:t>“You’re still connected to an active investigation.”</w:t>
       </w:r>
     </w:p>
     <w:p>
@@ -3833,7 +3833,7 @@
         <w:jc w:val="left"/>
       </w:pPr>
       <w:r>
-        <w:t>Khairul's grin returned.</w:t>
+        <w:t>Khairul’s grin returned.</w:t>
       </w:r>
     </w:p>
     <w:p>
@@ -3973,7 +3973,7 @@
         <w:jc w:val="left"/>
       </w:pPr>
       <w:r>
-        <w:t>The prosecutor did take Khairul's assistance into account.</w:t>
+        <w:t>The prosecutor did take Khairul’s assistance into account.</w:t>
       </w:r>
     </w:p>
     <w:p>
@@ -4121,7 +4121,7 @@
         <w:jc w:val="left"/>
       </w:pPr>
       <w:r>
-        <w:t>Khairul disappeared from Rahman's direct view for almost a year.</w:t>
+        <w:t>Khairul disappeared from Rahman’s direct view for almost a year.</w:t>
       </w:r>
     </w:p>
     <w:p>
@@ -4201,7 +4201,7 @@
         <w:jc w:val="left"/>
       </w:pPr>
       <w:r>
-        <w:t>Rahman began to understand that Khairul's real occupation was not transport.</w:t>
+        <w:t>Rahman began to understand that Khairul’s real occupation was not transport.</w:t>
       </w:r>
     </w:p>
     <w:p>
@@ -4289,7 +4289,7 @@
         <w:jc w:val="left"/>
       </w:pPr>
       <w:r>
-        <w:t>Then, one wet night near the end of 1999, Khairul called Rahman's office.</w:t>
+        <w:t>Then, one wet night near the end of 1999, Khairul called Rahman’s office.</w:t>
       </w:r>
     </w:p>
     <w:p>
@@ -4573,7 +4573,7 @@
         <w:jc w:val="left"/>
       </w:pPr>
       <w:r>
-        <w:t>An old man reading yesterday's newspaper.</w:t>
+        <w:t>An old man reading yesterday’s newspaper.</w:t>
       </w:r>
     </w:p>
     <w:p>
@@ -4597,7 +4597,7 @@
         <w:jc w:val="left"/>
       </w:pPr>
       <w:r>
-        <w:t>“You're late.”</w:t>
+        <w:t>“You’re late.”</w:t>
       </w:r>
     </w:p>
     <w:p>
@@ -4965,7 +4965,7 @@
         <w:jc w:val="left"/>
       </w:pPr>
       <w:r>
-        <w:t>The waiter delivered Rahman's coffee.</w:t>
+        <w:t>The waiter delivered Rahman’s coffee.</w:t>
       </w:r>
     </w:p>
     <w:p>
@@ -5565,7 +5565,7 @@
         <w:jc w:val="left"/>
       </w:pPr>
       <w:r>
-        <w:t>“That isn't an answer.”</w:t>
+        <w:t>“That isn’t an answer.”</w:t>
       </w:r>
     </w:p>
     <w:p>
@@ -5581,7 +5581,7 @@
         <w:jc w:val="left"/>
       </w:pPr>
       <w:r>
-        <w:t>“We're not at border.”</w:t>
+        <w:t>“We’re not at border.”</w:t>
       </w:r>
     </w:p>
     <w:p>
@@ -5677,7 +5677,7 @@
         <w:jc w:val="left"/>
       </w:pPr>
       <w:r>
-        <w:t>“I didn't ask for education.”</w:t>
+        <w:t>“I didn’t ask for education.”</w:t>
       </w:r>
     </w:p>
     <w:p>
@@ -5709,7 +5709,7 @@
         <w:jc w:val="left"/>
       </w:pPr>
       <w:r>
-        <w:t>Khairul's amusement faded.</w:t>
+        <w:t>Khairul’s amusement faded.</w:t>
       </w:r>
     </w:p>
     <w:p>
@@ -5797,7 +5797,7 @@
         <w:jc w:val="left"/>
       </w:pPr>
       <w:r>
-        <w:t>“You're describing infrastructure.”</w:t>
+        <w:t>“You’re describing infrastructure.”</w:t>
       </w:r>
     </w:p>
     <w:p>
@@ -5837,7 +5837,7 @@
         <w:jc w:val="left"/>
       </w:pPr>
       <w:r>
-        <w:t>“That isn't new.”</w:t>
+        <w:t>“That isn’t new.”</w:t>
       </w:r>
     </w:p>
     <w:p>
@@ -5909,7 +5909,7 @@
         <w:jc w:val="left"/>
       </w:pPr>
       <w:r>
-        <w:t>“They won't sit same table.”</w:t>
+        <w:t>“They won’t sit same table.”</w:t>
       </w:r>
     </w:p>
     <w:p>
@@ -6629,7 +6629,7 @@
         <w:jc w:val="left"/>
       </w:pPr>
       <w:r>
-        <w:t>“That isn't true.”</w:t>
+        <w:t>“That isn’t true.”</w:t>
       </w:r>
     </w:p>
     <w:p>
@@ -6717,7 +6717,7 @@
         <w:jc w:val="left"/>
       </w:pPr>
       <w:r>
-        <w:t>Rahman's expression hardened.</w:t>
+        <w:t>Rahman’s expression hardened.</w:t>
       </w:r>
     </w:p>
     <w:p>
@@ -6945,7 +6945,7 @@
         <w:jc w:val="left"/>
       </w:pPr>
       <w:r>
-        <w:t>“Why don't they betray each other?”</w:t>
+        <w:t>“Why don’t they betray each other?”</w:t>
       </w:r>
     </w:p>
     <w:p>
@@ -6985,7 +6985,7 @@
         <w:jc w:val="left"/>
       </w:pPr>
       <w:r>
-        <w:t>Rahman's eyes hardened.</w:t>
+        <w:t>Rahman’s eyes hardened.</w:t>
       </w:r>
     </w:p>
     <w:p>
@@ -7017,7 +7017,7 @@
         <w:jc w:val="left"/>
       </w:pPr>
       <w:r>
-        <w:t>“You don't like every policeman.”</w:t>
+        <w:t>“You don’t like every policeman.”</w:t>
       </w:r>
     </w:p>
     <w:p>
@@ -7081,7 +7081,7 @@
         <w:jc w:val="left"/>
       </w:pPr>
       <w:r>
-        <w:t>“You're saying crime is an institution?”</w:t>
+        <w:t>“You’re saying crime is an institution?”</w:t>
       </w:r>
     </w:p>
     <w:p>
@@ -7341,7 +7341,7 @@
         <w:jc w:val="left"/>
       </w:pPr>
       <w:r>
-        <w:t>“Then they're the problem.”</w:t>
+        <w:t>“Then they’re the problem.”</w:t>
       </w:r>
     </w:p>
     <w:p>
@@ -7357,7 +7357,7 @@
         <w:jc w:val="left"/>
       </w:pPr>
       <w:r>
-        <w:t>“The gang isn't the problem.”</w:t>
+        <w:t>“The gang isn’t the problem.”</w:t>
       </w:r>
     </w:p>
     <w:p>
@@ -7381,7 +7381,7 @@
         <w:jc w:val="left"/>
       </w:pPr>
       <w:r>
-        <w:t>Khairul's expression lost its amusement.</w:t>
+        <w:t>Khairul’s expression lost its amusement.</w:t>
       </w:r>
     </w:p>
     <w:p>
@@ -7397,7 +7397,7 @@
         <w:jc w:val="left"/>
       </w:pPr>
       <w:r>
-        <w:t>“The people who know when you're coming.”</w:t>
+        <w:t>“The people who know when you’re coming.”</w:t>
       </w:r>
     </w:p>
     <w:p>
@@ -7477,7 +7477,7 @@
         <w:jc w:val="left"/>
       </w:pPr>
       <w:r>
-        <w:t>He did not yet know whether Khairul had given him insight or simply another criminal's way of making himself seem important.</w:t>
+        <w:t>He did not yet know whether Khairul had given him insight or simply another criminal’s way of making himself seem important.</w:t>
       </w:r>
     </w:p>
     <w:p>

--- a/01_The_Blue_Silence/Manuscript/THE_BLUE_SILENCE_Chapter_07_The_Informant.docx
+++ b/01_The_Blue_Silence/Manuscript/THE_BLUE_SILENCE_Chapter_07_The_Informant.docx
@@ -37,7 +37,7 @@
         <w:jc w:val="left"/>
       </w:pPr>
       <w:r>
-        <w:t>Muhammad Khairul had learned to dress better.</w:t>
+        <w:t>Muhammad Khairul—Kelana, to everyone who had ever lost him—had learned to dress better.</w:t>
       </w:r>
     </w:p>
     <w:p>

--- a/01_The_Blue_Silence/Manuscript/THE_BLUE_SILENCE_Chapter_07_The_Informant.docx
+++ b/01_The_Blue_Silence/Manuscript/THE_BLUE_SILENCE_Chapter_07_The_Informant.docx
@@ -2445,7 +2445,7 @@
         <w:jc w:val="left"/>
       </w:pPr>
       <w:r>
-        <w:t>Constable Faridah Noor sat beside him.</w:t>
+        <w:t>Inspector Faridah Noor sat beside him.</w:t>
       </w:r>
     </w:p>
     <w:p>
@@ -6174,6 +6174,30 @@
       </w:pPr>
       <w:r>
         <w:t>Another nod.</w:t>
+      </w:r>
+    </w:p>
+    <w:p>
+      <w:pPr>
+        <w:jc w:val="left"/>
+      </w:pPr>
+      <w:r>
+        <w:t>“But gang is not problem,” Khairul said.</w:t>
+      </w:r>
+    </w:p>
+    <w:p>
+      <w:pPr>
+        <w:jc w:val="left"/>
+      </w:pPr>
+      <w:r>
+        <w:t>“Then what is?”</w:t>
+      </w:r>
+    </w:p>
+    <w:p>
+      <w:pPr>
+        <w:jc w:val="left"/>
+      </w:pPr>
+      <w:r>
+        <w:t>“Gang run when police come. Problem is who tell them police coming.”</w:t>
       </w:r>
     </w:p>
     <w:p>
